--- a/3-Tier-Application-Tasks/Linux_Practice_Tasks_3_tier_app.docx
+++ b/3-Tier-Application-Tasks/Linux_Practice_Tasks_3_tier_app.docx
@@ -5,14 +5,28 @@
     <w:p>
       <w:pPr>
         <w:pStyle w:val="Heading1"/>
+        <w:rPr>
+          <w:sz w:val="32"/>
+          <w:szCs w:val="32"/>
+        </w:rPr>
       </w:pPr>
       <w:r>
+        <w:rPr>
+          <w:sz w:val="32"/>
+          <w:szCs w:val="32"/>
+        </w:rPr>
         <w:t>Linux Practice Tasks - Step by Step Commands (Task 1 to Task 10)</w:t>
       </w:r>
     </w:p>
     <w:p>
       <w:r>
-        <w:br/>
+        <w:rPr>
+          <w:sz w:val="32"/>
+          <w:szCs w:val="32"/>
+        </w:rPr>
+        <w:br/>
+      </w:r>
+      <w:r>
         <w:t>==============================</w:t>
       </w:r>
       <w:r>
@@ -2128,6 +2142,7 @@
   <w:style w:type="character" w:default="1" w:styleId="DefaultParagraphFont">
     <w:name w:val="Default Paragraph Font"/>
     <w:uiPriority w:val="1"/>
+    <w:semiHidden/>
     <w:unhideWhenUsed/>
   </w:style>
   <w:style w:type="table" w:default="1" w:styleId="TableNormal">
